--- a/downloads/documents/05 Materials/Unit 04/Slides/Slides 04.15 - Pitch and Gallery Walk.docx
+++ b/downloads/documents/05 Materials/Unit 04/Slides/Slides 04.15 - Pitch and Gallery Walk.docx
@@ -115,7 +115,7 @@
         <w:pStyle w:val="Compact"/>
       </w:pPr>
       <w:r>
-        <w:t xml:space="preserve">Sixty seconds to your client, then a gallery walk</w:t>
+        <w:t xml:space="preserve">60 seconds to your client, then a gallery walk</w:t>
       </w:r>
     </w:p>
     <w:p>
@@ -191,7 +191,7 @@
         <w:pStyle w:val="Compact"/>
       </w:pPr>
       <w:r>
-        <w:t xml:space="preserve">Sixty seconds. The timer does not care what you have left to say.</w:t>
+        <w:t xml:space="preserve">60 seconds. When the timer rings, you stop, even if you have more to say.</w:t>
       </w:r>
       <w:r>
         <w:t xml:space="preserve"> </w:t>
@@ -337,7 +337,7 @@
         <w:pStyle w:val="Compact"/>
       </w:pPr>
       <w:r>
-        <w:t xml:space="preserve">Rehearse once with the timer. Over sixty seconds? Cut words, not parts.</w:t>
+        <w:t xml:space="preserve">Rehearse once with the timer. Over 60 seconds? Cut words, not parts.</w:t>
       </w:r>
     </w:p>
     <w:p>
@@ -395,7 +395,7 @@
         <w:pStyle w:val="Compact"/>
       </w:pPr>
       <w:r>
-        <w:t xml:space="preserve">After sixty seconds, your client asks one question from the card</w:t>
+        <w:t xml:space="preserve">After 60 seconds, your client asks one question from the card</w:t>
       </w:r>
     </w:p>
     <w:p>
@@ -531,7 +531,7 @@
         <w:pStyle w:val="Compact"/>
       </w:pPr>
       <w:r>
-        <w:t xml:space="preserve">Sixty seconds, then the timer stops you</w:t>
+        <w:t xml:space="preserve">60 seconds, then the timer stops you</w:t>
       </w:r>
     </w:p>
     <w:p>
@@ -613,7 +613,7 @@
         <w:pStyle w:val="Compact"/>
       </w:pPr>
       <w:r>
-        <w:t xml:space="preserve">Same five parts, same sixty seconds, same one question</w:t>
+        <w:t xml:space="preserve">Same five parts, same 60 seconds, same one question</w:t>
       </w:r>
       <w:r>
         <w:t xml:space="preserve"> </w:t>
